--- a/rozbory_andy/Autoři/Čapek, Karel/R.U.R..docx
+++ b/rozbory_andy/Autoři/Čapek, Karel/R.U.R..docx
@@ -31,7 +31,7 @@
         <w:t>Spisovatel:</w:t>
       </w:r>
       <w:r>
-        <w:t xml:space="preserve"> Karel Čapek, žil v 1. polovině 20. století</w:t>
+        <w:t xml:space="preserve"> Karel Čapek, žil na přelomu 19. a 20. století</w:t>
       </w:r>
     </w:p>
     <w:p>
@@ -43,25 +43,81 @@
         <w:t>Autorovo zasazení:</w:t>
       </w:r>
       <w:r>
-        <w:t xml:space="preserve"> Demokratický proud (</w:t>
-      </w:r>
-      <w:r>
-        <w:t>Autoři tohoto směru věřili v hodnoty svobody, demokracie a tolerance.</w:t>
-      </w:r>
-      <w:r>
-        <w:t>)</w:t>
-      </w:r>
-    </w:p>
-    <w:p>
-      <w:r>
-        <w:rPr>
-          <w:b/>
-          <w:bCs/>
-        </w:rPr>
-        <w:t>Další díla:</w:t>
-      </w:r>
-      <w:r>
-        <w:t xml:space="preserve"> Válka s Mloky, Bílá Nemoc, ze života hmyzu, George Orwell</w:t>
+        <w:t xml:space="preserve"> </w:t>
+      </w:r>
+    </w:p>
+    <w:p>
+      <w:pPr>
+        <w:pStyle w:val="Odstavecseseznamem"/>
+        <w:numPr>
+          <w:ilvl w:val="0"/>
+          <w:numId w:val="4"/>
+        </w:numPr>
+      </w:pPr>
+      <w:r>
+        <w:rPr>
+          <w:b/>
+          <w:bCs/>
+        </w:rPr>
+        <w:t>Demokratický proud</w:t>
+      </w:r>
+      <w:r>
+        <w:t xml:space="preserve"> (</w:t>
+      </w:r>
+      <w:r>
+        <w:t>Je to literatura prosazující hodnoty svobody, lidskosti a tolerance, která věří v obyčejného člověka a demokratické principy.</w:t>
+      </w:r>
+      <w:r>
+        <w:t xml:space="preserve"> </w:t>
+      </w:r>
+      <w:r>
+        <w:t>[</w:t>
+      </w:r>
+      <w:r>
+        <w:t xml:space="preserve">Poznáš to v dialozích mezi postavami (zejména u Heleny Gloryové), které řeší </w:t>
+      </w:r>
+      <w:r>
+        <w:rPr>
+          <w:b/>
+          <w:bCs/>
+        </w:rPr>
+        <w:t>práva a duši</w:t>
+      </w:r>
+      <w:r>
+        <w:t>. Čapek zde neútočí na techniku jako takovou, ale jako demokratický autor brání lidství – ukazuje, že když se z lidí stanou pouzí konzumenti, kteří nemusí pracovat (protože vše dělají roboti), ztrácejí svou podstatu a svobodu.</w:t>
+      </w:r>
+      <w:r>
+        <w:t>])</w:t>
+      </w:r>
+    </w:p>
+    <w:p>
+      <w:pPr>
+        <w:pStyle w:val="Odstavecseseznamem"/>
+        <w:numPr>
+          <w:ilvl w:val="0"/>
+          <w:numId w:val="4"/>
+        </w:numPr>
+        <w:rPr>
+          <w:b/>
+          <w:bCs/>
+        </w:rPr>
+      </w:pPr>
+      <w:r>
+        <w:rPr>
+          <w:b/>
+          <w:bCs/>
+        </w:rPr>
+        <w:t>Patřil do pátečníku</w:t>
+      </w:r>
+      <w:r>
+        <w:rPr>
+          <w:b/>
+          <w:bCs/>
+        </w:rPr>
+        <w:t xml:space="preserve"> </w:t>
+      </w:r>
+      <w:r>
+        <w:t>(Intelektuální skupina, která se scházela v Čapkově vile, aby podporovala myšlenky T. G. Masaryka a budovala morální základy první republiky.)</w:t>
       </w:r>
     </w:p>
     <w:p>
@@ -250,13 +306,7 @@
         <w:t xml:space="preserve"> </w:t>
       </w:r>
       <w:r>
-        <w:t>Ztělesnění ženského, citového přístupu jak k lidem, tak i k robotům. Je asi nejtragičtější</w:t>
-      </w:r>
-      <w:r>
-        <w:t xml:space="preserve"> </w:t>
-      </w:r>
-      <w:r>
-        <w:t>postavou hry - symbolem ostatních žen, krásných, ale neplodných. zbytečná.</w:t>
+        <w:t>Ztělesnění ženského, citového přístupu jak k lidem, tak i k robotům. Je asi nejtragičtější postavou hry - symbolem ostatních žen, krásných, ale neplodných. zbytečná.</w:t>
       </w:r>
     </w:p>
     <w:p>
@@ -277,13 +327,7 @@
       </w:r>
       <w:proofErr w:type="spellEnd"/>
       <w:r>
-        <w:t xml:space="preserve"> - stavitel robotů, za největší hodnotu považuje práci a lidský život</w:t>
-      </w:r>
-      <w:r>
-        <w:t xml:space="preserve"> </w:t>
-      </w:r>
-      <w:r>
-        <w:t xml:space="preserve">pomocí </w:t>
+        <w:t xml:space="preserve"> - stavitel robotů, za největší hodnotu považuje práci a lidský život pomocí </w:t>
       </w:r>
       <w:proofErr w:type="spellStart"/>
       <w:r>
@@ -291,13 +335,7 @@
       </w:r>
       <w:proofErr w:type="spellEnd"/>
       <w:r>
-        <w:t xml:space="preserve"> promlouvá sám Čapek, práce šlechtí, pokrok v technice nemusí vždy vést</w:t>
-      </w:r>
-      <w:r>
-        <w:t xml:space="preserve"> </w:t>
-      </w:r>
-      <w:r>
-        <w:t>ke zlepšení životních podmínek</w:t>
+        <w:t xml:space="preserve"> promlouvá sám Čapek, práce šlechtí, pokrok v technice nemusí vždy vést ke zlepšení životních podmínek</w:t>
       </w:r>
     </w:p>
     <w:p>
@@ -316,19 +354,7 @@
         <w:t>Harry Domin</w:t>
       </w:r>
       <w:r>
-        <w:t xml:space="preserve"> - z latiny PÁN, centrální ředitel továrny R.U.R., zastánce vznešené myšlenky</w:t>
-      </w:r>
-      <w:r>
-        <w:t xml:space="preserve"> </w:t>
-      </w:r>
-      <w:r>
-        <w:t>povznést člověka, osvobodit ho od práce a tím vytvořit ráj na zemi. hraje si na boha, chce</w:t>
-      </w:r>
-      <w:r>
-        <w:t xml:space="preserve"> </w:t>
-      </w:r>
-      <w:r>
-        <w:t>vytvořil nové bytosti, prvotní myšlenka - dobrá - ulehčit lidem, zrušit otroctví</w:t>
+        <w:t xml:space="preserve"> - z latiny PÁN, centrální ředitel továrny R.U.R., zastánce vznešené myšlenky povznést člověka, osvobodit ho od práce a tím vytvořit ráj na zemi. hraje si na boha, chce vytvořil nové bytosti, prvotní myšlenka - dobrá - ulehčit lidem, zrušit otroctví</w:t>
       </w:r>
     </w:p>
     <w:p>
@@ -355,25 +381,7 @@
       </w:r>
       <w:proofErr w:type="spellEnd"/>
       <w:r>
-        <w:t xml:space="preserve"> (Bílá nemoc).</w:t>
-      </w:r>
-      <w:r>
-        <w:t xml:space="preserve"> </w:t>
-      </w:r>
-      <w:r>
-        <w:t xml:space="preserve">Jeho úkolem </w:t>
-      </w:r>
-      <w:r>
-        <w:t>je,</w:t>
-      </w:r>
-      <w:r>
-        <w:t xml:space="preserve"> aby roboti byli technicky co nejdokonalejší. Na přání Heleny vypěstuje u</w:t>
-      </w:r>
-      <w:r>
-        <w:t xml:space="preserve"> </w:t>
-      </w:r>
-      <w:r>
-        <w:t>některých robotů rozum a cit.</w:t>
+        <w:t xml:space="preserve"> (Bílá nemoc). Jeho úkolem je, aby roboti byli technicky co nejdokonalejší. Na přání Heleny vypěstuje u některých robotů rozum a cit.</w:t>
       </w:r>
     </w:p>
     <w:p>
@@ -409,7 +417,11 @@
     </w:p>
     <w:p>
       <w:r>
-        <w:t xml:space="preserve">Za Dominem přijede Helena, dcera prezidenta, a chce vidět závod na výrobu robotů. Přijela sem, aby promluvila k robotům, proč si nechají líbit zacházení, jako by byli stroje. Roboti jsou nerozeznatelní od lidí, ale nemají city a lidské funkce. Proto dojde k záměně, kdy si nejprve Helena myslí o asistentce robotce </w:t>
+        <w:t xml:space="preserve">Za Dominem přijede Helena, dcera prezidenta, a chce vidět závod na výrobu robotů. Přijela sem, aby promluvila k robotům, proč si nechají líbit zacházení, jako by byli stroje. Roboti jsou </w:t>
+      </w:r>
+      <w:r>
+        <w:lastRenderedPageBreak/>
+        <w:t xml:space="preserve">nerozeznatelní od lidí, ale nemají city a lidské funkce. Proto dojde k záměně, kdy si nejprve Helena myslí o asistentce robotce </w:t>
       </w:r>
       <w:proofErr w:type="spellStart"/>
       <w:r>
@@ -435,7 +447,6 @@
     </w:p>
     <w:p>
       <w:r>
-        <w:lastRenderedPageBreak/>
         <w:t>Po deseti letech se roboti začínají používat i jako vojáci do válek. Helenu trápí, že nemají vlastní rozum a city , a proto přemluví doktora Galla, aby se pokusil takové roboty vyrobit. Svět začíná být plný robotů, lidem se přestávají rodit děti a roboti se začínají proti lidem bouřit.</w:t>
       </w:r>
     </w:p>
@@ -606,6 +617,118 @@
     </w:lvl>
   </w:abstractNum>
   <w:abstractNum w:abstractNumId="1" w15:restartNumberingAfterBreak="0">
+    <w:nsid w:val="36FE6883"/>
+    <w:multiLevelType w:val="hybridMultilevel"/>
+    <w:tmpl w:val="99200B82"/>
+    <w:lvl w:ilvl="0" w:tplc="22269520">
+      <w:numFmt w:val="bullet"/>
+      <w:lvlText w:val="-"/>
+      <w:lvlJc w:val="left"/>
+      <w:pPr>
+        <w:ind w:left="720" w:hanging="360"/>
+      </w:pPr>
+      <w:rPr>
+        <w:rFonts w:ascii="Aptos" w:eastAsiaTheme="minorHAnsi" w:hAnsi="Aptos" w:cstheme="minorBidi" w:hint="default"/>
+      </w:rPr>
+    </w:lvl>
+    <w:lvl w:ilvl="1" w:tplc="04050003" w:tentative="1">
+      <w:start w:val="1"/>
+      <w:numFmt w:val="bullet"/>
+      <w:lvlText w:val="o"/>
+      <w:lvlJc w:val="left"/>
+      <w:pPr>
+        <w:ind w:left="1440" w:hanging="360"/>
+      </w:pPr>
+      <w:rPr>
+        <w:rFonts w:ascii="Courier New" w:hAnsi="Courier New" w:cs="Courier New" w:hint="default"/>
+      </w:rPr>
+    </w:lvl>
+    <w:lvl w:ilvl="2" w:tplc="04050005" w:tentative="1">
+      <w:start w:val="1"/>
+      <w:numFmt w:val="bullet"/>
+      <w:lvlText w:val=""/>
+      <w:lvlJc w:val="left"/>
+      <w:pPr>
+        <w:ind w:left="2160" w:hanging="360"/>
+      </w:pPr>
+      <w:rPr>
+        <w:rFonts w:ascii="Wingdings" w:hAnsi="Wingdings" w:hint="default"/>
+      </w:rPr>
+    </w:lvl>
+    <w:lvl w:ilvl="3" w:tplc="04050001" w:tentative="1">
+      <w:start w:val="1"/>
+      <w:numFmt w:val="bullet"/>
+      <w:lvlText w:val=""/>
+      <w:lvlJc w:val="left"/>
+      <w:pPr>
+        <w:ind w:left="2880" w:hanging="360"/>
+      </w:pPr>
+      <w:rPr>
+        <w:rFonts w:ascii="Symbol" w:hAnsi="Symbol" w:hint="default"/>
+      </w:rPr>
+    </w:lvl>
+    <w:lvl w:ilvl="4" w:tplc="04050003" w:tentative="1">
+      <w:start w:val="1"/>
+      <w:numFmt w:val="bullet"/>
+      <w:lvlText w:val="o"/>
+      <w:lvlJc w:val="left"/>
+      <w:pPr>
+        <w:ind w:left="3600" w:hanging="360"/>
+      </w:pPr>
+      <w:rPr>
+        <w:rFonts w:ascii="Courier New" w:hAnsi="Courier New" w:cs="Courier New" w:hint="default"/>
+      </w:rPr>
+    </w:lvl>
+    <w:lvl w:ilvl="5" w:tplc="04050005" w:tentative="1">
+      <w:start w:val="1"/>
+      <w:numFmt w:val="bullet"/>
+      <w:lvlText w:val=""/>
+      <w:lvlJc w:val="left"/>
+      <w:pPr>
+        <w:ind w:left="4320" w:hanging="360"/>
+      </w:pPr>
+      <w:rPr>
+        <w:rFonts w:ascii="Wingdings" w:hAnsi="Wingdings" w:hint="default"/>
+      </w:rPr>
+    </w:lvl>
+    <w:lvl w:ilvl="6" w:tplc="04050001" w:tentative="1">
+      <w:start w:val="1"/>
+      <w:numFmt w:val="bullet"/>
+      <w:lvlText w:val=""/>
+      <w:lvlJc w:val="left"/>
+      <w:pPr>
+        <w:ind w:left="5040" w:hanging="360"/>
+      </w:pPr>
+      <w:rPr>
+        <w:rFonts w:ascii="Symbol" w:hAnsi="Symbol" w:hint="default"/>
+      </w:rPr>
+    </w:lvl>
+    <w:lvl w:ilvl="7" w:tplc="04050003" w:tentative="1">
+      <w:start w:val="1"/>
+      <w:numFmt w:val="bullet"/>
+      <w:lvlText w:val="o"/>
+      <w:lvlJc w:val="left"/>
+      <w:pPr>
+        <w:ind w:left="5760" w:hanging="360"/>
+      </w:pPr>
+      <w:rPr>
+        <w:rFonts w:ascii="Courier New" w:hAnsi="Courier New" w:cs="Courier New" w:hint="default"/>
+      </w:rPr>
+    </w:lvl>
+    <w:lvl w:ilvl="8" w:tplc="04050005" w:tentative="1">
+      <w:start w:val="1"/>
+      <w:numFmt w:val="bullet"/>
+      <w:lvlText w:val=""/>
+      <w:lvlJc w:val="left"/>
+      <w:pPr>
+        <w:ind w:left="6480" w:hanging="360"/>
+      </w:pPr>
+      <w:rPr>
+        <w:rFonts w:ascii="Wingdings" w:hAnsi="Wingdings" w:hint="default"/>
+      </w:rPr>
+    </w:lvl>
+  </w:abstractNum>
+  <w:abstractNum w:abstractNumId="2" w15:restartNumberingAfterBreak="0">
     <w:nsid w:val="50731B11"/>
     <w:multiLevelType w:val="hybridMultilevel"/>
     <w:tmpl w:val="5B0C6740"/>
@@ -717,7 +840,7 @@
       </w:rPr>
     </w:lvl>
   </w:abstractNum>
-  <w:abstractNum w:abstractNumId="2" w15:restartNumberingAfterBreak="0">
+  <w:abstractNum w:abstractNumId="3" w15:restartNumberingAfterBreak="0">
     <w:nsid w:val="7BE1311E"/>
     <w:multiLevelType w:val="hybridMultilevel"/>
     <w:tmpl w:val="379253E4"/>
@@ -833,10 +956,13 @@
     <w:abstractNumId w:val="0"/>
   </w:num>
   <w:num w:numId="2" w16cid:durableId="1244684613">
-    <w:abstractNumId w:val="1"/>
+    <w:abstractNumId w:val="2"/>
   </w:num>
   <w:num w:numId="3" w16cid:durableId="1292591884">
-    <w:abstractNumId w:val="2"/>
+    <w:abstractNumId w:val="3"/>
+  </w:num>
+  <w:num w:numId="4" w16cid:durableId="1953125802">
+    <w:abstractNumId w:val="1"/>
   </w:num>
 </w:numbering>
 </file>
@@ -1445,7 +1571,6 @@
   <w:style w:type="character" w:default="1" w:styleId="Standardnpsmoodstavce">
     <w:name w:val="Default Paragraph Font"/>
     <w:uiPriority w:val="1"/>
-    <w:semiHidden/>
     <w:unhideWhenUsed/>
   </w:style>
   <w:style w:type="table" w:default="1" w:styleId="Normlntabulka">
